--- a/tasks/other/docx_edit_without_collateral_damage/data/holdout/expected_21.docx
+++ b/tasks/other/docx_edit_without_collateral_damage/data/holdout/expected_21.docx
@@ -50,16 +50,9 @@
       <w:pPr>
         <w:jc w:val="both"/>
       </w:pPr>
-      <w:ins w:id="101" w:author="R. Iyer" w:date="2026-02-11T09:20:00Z">
-        <w:r>
-          <w:t xml:space="preserve">Backlog closure improved. </w:t>
-        </w:r>
-      </w:ins>
-      <w:del w:id="102" w:author="R. Iyer" w:date="2026-02-11T09:21:00Z">
-        <w:r>
-          <w:delText xml:space="preserve">Backlog remains a concern. </w:delText>
-        </w:r>
-      </w:del>
+      <w:r>
+        <w:t xml:space="preserve">Backlog closure improved. </w:t>
+      </w:r>
       <w:r>
         <w:t>Remediation continues.</w:t>
       </w:r>
@@ -70,6 +63,41 @@
       </w:pPr>
       <w:r>
         <w:t xml:space="preserve">Supplementary note 1: capacity held within the agreed envelope.</w:t>
+      </w:r>
+    </w:p>
+    <w:p>
+      <w:pPr>
+        <w:jc w:val="both"/>
+      </w:pPr>
+      <w:r>
+        <w:t xml:space="preserve">Capacity was reviewed</w:t>
+      </w:r>
+      <w:r>
+        <w:t xml:space="preserve"> and found sufficient.</w:t>
+      </w:r>
+    </w:p>
+    <w:p>
+      <w:pPr>
+        <w:jc w:val="both"/>
+      </w:pPr>
+    </w:p>
+    <w:p>
+      <w:pPr>
+        <w:jc w:val="both"/>
+      </w:pPr>
+      <w:r>
+        <w:t xml:space="preserve">Escalation paths were rewritten.</w:t>
+      </w:r>
+    </w:p>
+    <w:p>
+      <w:pPr>
+        <w:jc w:val="both"/>
+      </w:pPr>
+      <w:r>
+        <w:rPr>
+          <w:b/>
+        </w:rPr>
+        <w:t xml:space="preserve">Service credits were applied.</w:t>
       </w:r>
     </w:p>
     <w:p>
